--- a/CÔNG TY TNHH TM GỖ ĐẠT THÀNH VIỆT NAM/DatThanh_ThayDoiDiaChi_NganhNghe/DatThanh_Mẫu số 12_DeNghiThayDoi.docx
+++ b/CÔNG TY TNHH TM GỖ ĐẠT THÀNH VIỆT NAM/DatThanh_ThayDoiDiaChi_NganhNghe/DatThanh_Mẫu số 12_DeNghiThayDoi.docx
@@ -1,6 +1,6 @@
 
 <file path=word/document.xml><?xml version="1.0" encoding="utf-8"?>
-<w:document xmlns:wpc="http://schemas.microsoft.com/office/word/2010/wordprocessingCanvas" xmlns:cx="http://schemas.microsoft.com/office/drawing/2014/chartex" xmlns:mc="http://schemas.openxmlformats.org/markup-compatibility/2006" xmlns:o="urn:schemas-microsoft-com:office:office" xmlns:r="http://schemas.openxmlformats.org/officeDocument/2006/relationships" xmlns:m="http://schemas.openxmlformats.org/officeDocument/2006/math" xmlns:v="urn:schemas-microsoft-com:vml" xmlns:wp14="http://schemas.microsoft.com/office/word/2010/wordprocessingDrawing" xmlns:wp="http://schemas.openxmlformats.org/drawingml/2006/wordprocessingDrawing" xmlns:w10="urn:schemas-microsoft-com:office:word" xmlns:w="http://schemas.openxmlformats.org/wordprocessingml/2006/main" xmlns:w14="http://schemas.microsoft.com/office/word/2010/wordml" xmlns:w15="http://schemas.microsoft.com/office/word/2012/wordml" xmlns:w16se="http://schemas.microsoft.com/office/word/2015/wordml/symex" xmlns:wpg="http://schemas.microsoft.com/office/word/2010/wordprocessingGroup" xmlns:wpi="http://schemas.microsoft.com/office/word/2010/wordprocessingInk" xmlns:wne="http://schemas.microsoft.com/office/word/2006/wordml" xmlns:wps="http://schemas.microsoft.com/office/word/2010/wordprocessingShape" mc:Ignorable="w14 w15 w16se wp14">
+<w:document xmlns:wpc="http://schemas.microsoft.com/office/word/2010/wordprocessingCanvas" xmlns:cx="http://schemas.microsoft.com/office/drawing/2014/chartex" xmlns:cx1="http://schemas.microsoft.com/office/drawing/2015/9/8/chartex" xmlns:mc="http://schemas.openxmlformats.org/markup-compatibility/2006" xmlns:o="urn:schemas-microsoft-com:office:office" xmlns:r="http://schemas.openxmlformats.org/officeDocument/2006/relationships" xmlns:m="http://schemas.openxmlformats.org/officeDocument/2006/math" xmlns:v="urn:schemas-microsoft-com:vml" xmlns:wp14="http://schemas.microsoft.com/office/word/2010/wordprocessingDrawing" xmlns:wp="http://schemas.openxmlformats.org/drawingml/2006/wordprocessingDrawing" xmlns:w10="urn:schemas-microsoft-com:office:word" xmlns:w="http://schemas.openxmlformats.org/wordprocessingml/2006/main" xmlns:w14="http://schemas.microsoft.com/office/word/2010/wordml" xmlns:w15="http://schemas.microsoft.com/office/word/2012/wordml" xmlns:w16se="http://schemas.microsoft.com/office/word/2015/wordml/symex" xmlns:wpg="http://schemas.microsoft.com/office/word/2010/wordprocessingGroup" xmlns:wpi="http://schemas.microsoft.com/office/word/2010/wordprocessingInk" xmlns:wne="http://schemas.microsoft.com/office/word/2006/wordml" xmlns:wps="http://schemas.microsoft.com/office/word/2010/wordprocessingShape" mc:Ignorable="w14 w15 w16se wp14">
   <w:body>
     <w:p>
       <w:pPr>
@@ -175,7 +175,7 @@
                     </wp:anchor>
                   </w:drawing>
                 </mc:Choice>
-                <mc:Fallback xmlns:cx1="http://schemas.microsoft.com/office/drawing/2015/9/8/chartex">
+                <mc:Fallback>
                   <w:pict>
                     <v:line w14:anchorId="1D12A4BF" id="Line 159" o:spid="_x0000_s1026" style="position:absolute;z-index:251682816;visibility:visible;mso-wrap-style:square;mso-width-percent:0;mso-height-percent:0;mso-wrap-distance-left:9pt;mso-wrap-distance-top:-3e-5mm;mso-wrap-distance-right:9pt;mso-wrap-distance-bottom:-3e-5mm;mso-position-horizontal:center;mso-position-horizontal-relative:margin;mso-position-vertical:absolute;mso-position-vertical-relative:text;mso-width-percent:0;mso-height-percent:0;mso-width-relative:page;mso-height-relative:page" from="0,15.5pt" to="158.75pt,15.5pt" o:gfxdata="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">
                       <w10:wrap anchorx="margin"/>
@@ -279,8 +279,10 @@
                 <w:sz w:val="26"/>
                 <w:szCs w:val="26"/>
               </w:rPr>
-              <w:t>1</w:t>
-            </w:r>
+              <w:t>22</w:t>
+            </w:r>
+            <w:bookmarkStart w:id="1" w:name="_GoBack"/>
+            <w:bookmarkEnd w:id="1"/>
             <w:r>
               <w:rPr>
                 <w:rFonts w:ascii="Times New Roman" w:eastAsia="Times New Roman" w:hAnsi="Times New Roman" w:cs="Times New Roman"/>
@@ -288,7 +290,7 @@
                 <w:sz w:val="26"/>
                 <w:szCs w:val="26"/>
               </w:rPr>
-              <w:t>1</w:t>
+              <w:t xml:space="preserve"> tháng</w:t>
             </w:r>
             <w:r>
               <w:rPr>
@@ -297,7 +299,7 @@
                 <w:sz w:val="26"/>
                 <w:szCs w:val="26"/>
               </w:rPr>
-              <w:t xml:space="preserve"> tháng</w:t>
+              <w:t xml:space="preserve"> </w:t>
             </w:r>
             <w:r>
               <w:rPr>
@@ -306,19 +308,8 @@
                 <w:sz w:val="26"/>
                 <w:szCs w:val="26"/>
               </w:rPr>
-              <w:t xml:space="preserve"> </w:t>
-            </w:r>
-            <w:r>
-              <w:rPr>
-                <w:rFonts w:ascii="Times New Roman" w:eastAsia="Times New Roman" w:hAnsi="Times New Roman" w:cs="Times New Roman"/>
-                <w:i/>
-                <w:sz w:val="26"/>
-                <w:szCs w:val="26"/>
-              </w:rPr>
               <w:t>6</w:t>
             </w:r>
-            <w:bookmarkStart w:id="1" w:name="_GoBack"/>
-            <w:bookmarkEnd w:id="1"/>
             <w:r>
               <w:rPr>
                 <w:rFonts w:ascii="Times New Roman" w:eastAsia="Times New Roman" w:hAnsi="Times New Roman" w:cs="Times New Roman"/>
@@ -422,7 +413,7 @@
               </wp:anchor>
             </w:drawing>
           </mc:Choice>
-          <mc:Fallback xmlns:cx1="http://schemas.microsoft.com/office/drawing/2015/9/8/chartex">
+          <mc:Fallback>
             <w:pict>
               <v:line w14:anchorId="70E5418D" id="Straight Connector 1" o:spid="_x0000_s1026" style="position:absolute;z-index:251683840;visibility:visible;mso-wrap-style:square;mso-width-percent:0;mso-wrap-distance-left:9pt;mso-wrap-distance-top:0;mso-wrap-distance-right:9pt;mso-wrap-distance-bottom:0;mso-position-horizontal:center;mso-position-horizontal-relative:margin;mso-position-vertical:absolute;mso-position-vertical-relative:text;mso-width-percent:0;mso-width-relative:margin" from="0,66.95pt" to="111.65pt,66.95pt" o:gfxdata="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" strokecolor="windowText" strokeweight=".5pt">
                 <v:stroke joinstyle="miter"/>
@@ -1311,7 +1302,7 @@
               </wp:anchor>
             </w:drawing>
           </mc:Choice>
-          <mc:Fallback xmlns:cx1="http://schemas.microsoft.com/office/drawing/2015/9/8/chartex">
+          <mc:Fallback>
             <w:pict>
               <v:rect w14:anchorId="150B91A8" id="Rectangle 800" o:spid="_x0000_s1026" style="position:absolute;margin-left:398.8pt;margin-top:62.75pt;width:20.15pt;height:15.95pt;z-index:251665408;visibility:visible;mso-wrap-style:none;mso-width-percent:0;mso-height-percent:0;mso-wrap-distance-left:9pt;mso-wrap-distance-top:0;mso-wrap-distance-right:9pt;mso-wrap-distance-bottom:0;mso-position-horizontal:absolute;mso-position-horizontal-relative:text;mso-position-vertical:absolute;mso-position-vertical-relative:text;mso-width-percent:0;mso-height-percent:0;mso-width-relative:page;mso-height-relative:page;v-text-anchor:middle" o:gfxdata="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" strokeweight=".26mm">
                 <v:stroke endcap="square"/>
@@ -1386,7 +1377,7 @@
               </wp:anchor>
             </w:drawing>
           </mc:Choice>
-          <mc:Fallback xmlns:cx1="http://schemas.microsoft.com/office/drawing/2015/9/8/chartex">
+          <mc:Fallback>
             <w:pict>
               <v:rect w14:anchorId="3C0D0F71" id="Rectangle 826" o:spid="_x0000_s1026" style="position:absolute;margin-left:398.8pt;margin-top:86.4pt;width:20.15pt;height:15.95pt;z-index:251666432;visibility:visible;mso-wrap-style:none;mso-width-percent:0;mso-height-percent:0;mso-wrap-distance-left:9pt;mso-wrap-distance-top:0;mso-wrap-distance-right:9pt;mso-wrap-distance-bottom:0;mso-position-horizontal:absolute;mso-position-horizontal-relative:text;mso-position-vertical:absolute;mso-position-vertical-relative:text;mso-width-percent:0;mso-height-percent:0;mso-width-relative:page;mso-height-relative:page;v-text-anchor:middle" o:gfxdata="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" strokeweight=".26mm">
                 <v:stroke endcap="square"/>
@@ -2495,31 +2486,18 @@
           <w:szCs w:val="28"/>
           <w:lang w:val="fr-FR"/>
         </w:rPr>
-        <w:t>Doanh nghiệp phải đánh dấu X vào ô vuông tương ứng với khu công nghệ cao nếu nộp hồ sơ tới Ban quản lý khu công nghệ cao</w:t>
-      </w:r>
-      <w:proofErr w:type="gramStart"/>
-      <w:r>
-        <w:rPr>
-          <w:rFonts w:ascii="Times New Roman" w:eastAsia="Times New Roman" w:hAnsi="Times New Roman" w:cs="Times New Roman"/>
-          <w:i/>
+        <w:t>Doanh nghiệp phải đánh dấu X vào ô vuông tương ứng với khu công nghệ cao nếu nộp hồ sơ tới Ban quản lý khu công nghệ cao)</w:t>
+      </w:r>
+      <w:r>
+        <w:rPr>
+          <w:rFonts w:ascii="Times New Roman" w:eastAsia="Times New Roman" w:hAnsi="Times New Roman" w:cs="Times New Roman"/>
           <w:spacing w:val="-4"/>
           <w:sz w:val="28"/>
           <w:szCs w:val="28"/>
           <w:lang w:val="fr-FR"/>
         </w:rPr>
-        <w:t>)</w:t>
-      </w:r>
-      <w:r>
-        <w:rPr>
-          <w:rFonts w:ascii="Times New Roman" w:eastAsia="Times New Roman" w:hAnsi="Times New Roman" w:cs="Times New Roman"/>
-          <w:spacing w:val="-4"/>
-          <w:sz w:val="28"/>
-          <w:szCs w:val="28"/>
-          <w:lang w:val="fr-FR"/>
-        </w:rPr>
         <w:t>:</w:t>
       </w:r>
-      <w:proofErr w:type="gramEnd"/>
     </w:p>
     <w:tbl>
       <w:tblPr>
@@ -5572,7 +5550,7 @@
 </file>
 
 <file path=word/endnotes.xml><?xml version="1.0" encoding="utf-8"?>
-<w:endnotes xmlns:wpc="http://schemas.microsoft.com/office/word/2010/wordprocessingCanvas" xmlns:cx="http://schemas.microsoft.com/office/drawing/2014/chartex" xmlns:mc="http://schemas.openxmlformats.org/markup-compatibility/2006" xmlns:o="urn:schemas-microsoft-com:office:office" xmlns:r="http://schemas.openxmlformats.org/officeDocument/2006/relationships" xmlns:m="http://schemas.openxmlformats.org/officeDocument/2006/math" xmlns:v="urn:schemas-microsoft-com:vml" xmlns:wp14="http://schemas.microsoft.com/office/word/2010/wordprocessingDrawing" xmlns:wp="http://schemas.openxmlformats.org/drawingml/2006/wordprocessingDrawing" xmlns:w10="urn:schemas-microsoft-com:office:word" xmlns:w="http://schemas.openxmlformats.org/wordprocessingml/2006/main" xmlns:w14="http://schemas.microsoft.com/office/word/2010/wordml" xmlns:w15="http://schemas.microsoft.com/office/word/2012/wordml" xmlns:w16se="http://schemas.microsoft.com/office/word/2015/wordml/symex" xmlns:wpg="http://schemas.microsoft.com/office/word/2010/wordprocessingGroup" xmlns:wpi="http://schemas.microsoft.com/office/word/2010/wordprocessingInk" xmlns:wne="http://schemas.microsoft.com/office/word/2006/wordml" xmlns:wps="http://schemas.microsoft.com/office/word/2010/wordprocessingShape" mc:Ignorable="w14 w15 w16se wp14">
+<w:endnotes xmlns:wpc="http://schemas.microsoft.com/office/word/2010/wordprocessingCanvas" xmlns:cx="http://schemas.microsoft.com/office/drawing/2014/chartex" xmlns:cx1="http://schemas.microsoft.com/office/drawing/2015/9/8/chartex" xmlns:mc="http://schemas.openxmlformats.org/markup-compatibility/2006" xmlns:o="urn:schemas-microsoft-com:office:office" xmlns:r="http://schemas.openxmlformats.org/officeDocument/2006/relationships" xmlns:m="http://schemas.openxmlformats.org/officeDocument/2006/math" xmlns:v="urn:schemas-microsoft-com:vml" xmlns:wp14="http://schemas.microsoft.com/office/word/2010/wordprocessingDrawing" xmlns:wp="http://schemas.openxmlformats.org/drawingml/2006/wordprocessingDrawing" xmlns:w10="urn:schemas-microsoft-com:office:word" xmlns:w="http://schemas.openxmlformats.org/wordprocessingml/2006/main" xmlns:w14="http://schemas.microsoft.com/office/word/2010/wordml" xmlns:w15="http://schemas.microsoft.com/office/word/2012/wordml" xmlns:w16se="http://schemas.microsoft.com/office/word/2015/wordml/symex" xmlns:wpg="http://schemas.microsoft.com/office/word/2010/wordprocessingGroup" xmlns:wpi="http://schemas.microsoft.com/office/word/2010/wordprocessingInk" xmlns:wne="http://schemas.microsoft.com/office/word/2006/wordml" xmlns:wps="http://schemas.microsoft.com/office/word/2010/wordprocessingShape" mc:Ignorable="w14 w15 w16se wp14">
   <w:endnote w:type="separator" w:id="-1">
     <w:p>
       <w:pPr>
@@ -5597,7 +5575,7 @@
 </file>
 
 <file path=word/footnotes.xml><?xml version="1.0" encoding="utf-8"?>
-<w:footnotes xmlns:wpc="http://schemas.microsoft.com/office/word/2010/wordprocessingCanvas" xmlns:cx="http://schemas.microsoft.com/office/drawing/2014/chartex" xmlns:mc="http://schemas.openxmlformats.org/markup-compatibility/2006" xmlns:o="urn:schemas-microsoft-com:office:office" xmlns:r="http://schemas.openxmlformats.org/officeDocument/2006/relationships" xmlns:m="http://schemas.openxmlformats.org/officeDocument/2006/math" xmlns:v="urn:schemas-microsoft-com:vml" xmlns:wp14="http://schemas.microsoft.com/office/word/2010/wordprocessingDrawing" xmlns:wp="http://schemas.openxmlformats.org/drawingml/2006/wordprocessingDrawing" xmlns:w10="urn:schemas-microsoft-com:office:word" xmlns:w="http://schemas.openxmlformats.org/wordprocessingml/2006/main" xmlns:w14="http://schemas.microsoft.com/office/word/2010/wordml" xmlns:w15="http://schemas.microsoft.com/office/word/2012/wordml" xmlns:w16se="http://schemas.microsoft.com/office/word/2015/wordml/symex" xmlns:wpg="http://schemas.microsoft.com/office/word/2010/wordprocessingGroup" xmlns:wpi="http://schemas.microsoft.com/office/word/2010/wordprocessingInk" xmlns:wne="http://schemas.microsoft.com/office/word/2006/wordml" xmlns:wps="http://schemas.microsoft.com/office/word/2010/wordprocessingShape" mc:Ignorable="w14 w15 w16se wp14">
+<w:footnotes xmlns:wpc="http://schemas.microsoft.com/office/word/2010/wordprocessingCanvas" xmlns:cx="http://schemas.microsoft.com/office/drawing/2014/chartex" xmlns:cx1="http://schemas.microsoft.com/office/drawing/2015/9/8/chartex" xmlns:mc="http://schemas.openxmlformats.org/markup-compatibility/2006" xmlns:o="urn:schemas-microsoft-com:office:office" xmlns:r="http://schemas.openxmlformats.org/officeDocument/2006/relationships" xmlns:m="http://schemas.openxmlformats.org/officeDocument/2006/math" xmlns:v="urn:schemas-microsoft-com:vml" xmlns:wp14="http://schemas.microsoft.com/office/word/2010/wordprocessingDrawing" xmlns:wp="http://schemas.openxmlformats.org/drawingml/2006/wordprocessingDrawing" xmlns:w10="urn:schemas-microsoft-com:office:word" xmlns:w="http://schemas.openxmlformats.org/wordprocessingml/2006/main" xmlns:w14="http://schemas.microsoft.com/office/word/2010/wordml" xmlns:w15="http://schemas.microsoft.com/office/word/2012/wordml" xmlns:w16se="http://schemas.microsoft.com/office/word/2015/wordml/symex" xmlns:wpg="http://schemas.microsoft.com/office/word/2010/wordprocessingGroup" xmlns:wpi="http://schemas.microsoft.com/office/word/2010/wordprocessingInk" xmlns:wne="http://schemas.microsoft.com/office/word/2006/wordml" xmlns:wps="http://schemas.microsoft.com/office/word/2010/wordprocessingShape" mc:Ignorable="w14 w15 w16se wp14">
   <w:footnote w:type="separator" w:id="-1">
     <w:p>
       <w:pPr>
@@ -5799,7 +5777,7 @@
 </file>
 
 <file path=word/header1.xml><?xml version="1.0" encoding="utf-8"?>
-<w:hdr xmlns:wpc="http://schemas.microsoft.com/office/word/2010/wordprocessingCanvas" xmlns:cx="http://schemas.microsoft.com/office/drawing/2014/chartex" xmlns:mc="http://schemas.openxmlformats.org/markup-compatibility/2006" xmlns:o="urn:schemas-microsoft-com:office:office" xmlns:r="http://schemas.openxmlformats.org/officeDocument/2006/relationships" xmlns:m="http://schemas.openxmlformats.org/officeDocument/2006/math" xmlns:v="urn:schemas-microsoft-com:vml" xmlns:wp14="http://schemas.microsoft.com/office/word/2010/wordprocessingDrawing" xmlns:wp="http://schemas.openxmlformats.org/drawingml/2006/wordprocessingDrawing" xmlns:w10="urn:schemas-microsoft-com:office:word" xmlns:w="http://schemas.openxmlformats.org/wordprocessingml/2006/main" xmlns:w14="http://schemas.microsoft.com/office/word/2010/wordml" xmlns:w15="http://schemas.microsoft.com/office/word/2012/wordml" xmlns:w16se="http://schemas.microsoft.com/office/word/2015/wordml/symex" xmlns:wpg="http://schemas.microsoft.com/office/word/2010/wordprocessingGroup" xmlns:wpi="http://schemas.microsoft.com/office/word/2010/wordprocessingInk" xmlns:wne="http://schemas.microsoft.com/office/word/2006/wordml" xmlns:wps="http://schemas.microsoft.com/office/word/2010/wordprocessingShape" mc:Ignorable="w14 w15 w16se wp14">
+<w:hdr xmlns:wpc="http://schemas.microsoft.com/office/word/2010/wordprocessingCanvas" xmlns:cx="http://schemas.microsoft.com/office/drawing/2014/chartex" xmlns:cx1="http://schemas.microsoft.com/office/drawing/2015/9/8/chartex" xmlns:mc="http://schemas.openxmlformats.org/markup-compatibility/2006" xmlns:o="urn:schemas-microsoft-com:office:office" xmlns:r="http://schemas.openxmlformats.org/officeDocument/2006/relationships" xmlns:m="http://schemas.openxmlformats.org/officeDocument/2006/math" xmlns:v="urn:schemas-microsoft-com:vml" xmlns:wp14="http://schemas.microsoft.com/office/word/2010/wordprocessingDrawing" xmlns:wp="http://schemas.openxmlformats.org/drawingml/2006/wordprocessingDrawing" xmlns:w10="urn:schemas-microsoft-com:office:word" xmlns:w="http://schemas.openxmlformats.org/wordprocessingml/2006/main" xmlns:w14="http://schemas.microsoft.com/office/word/2010/wordml" xmlns:w15="http://schemas.microsoft.com/office/word/2012/wordml" xmlns:w16se="http://schemas.microsoft.com/office/word/2015/wordml/symex" xmlns:wpg="http://schemas.microsoft.com/office/word/2010/wordprocessingGroup" xmlns:wpi="http://schemas.microsoft.com/office/word/2010/wordprocessingInk" xmlns:wne="http://schemas.microsoft.com/office/word/2006/wordml" xmlns:wps="http://schemas.microsoft.com/office/word/2010/wordprocessingShape" mc:Ignorable="w14 w15 w16se wp14">
   <w:p>
     <w:pPr>
       <w:pStyle w:val="Header"/>
@@ -5810,7 +5788,7 @@
 </file>
 
 <file path=word/numbering.xml><?xml version="1.0" encoding="utf-8"?>
-<w:numbering xmlns:wpc="http://schemas.microsoft.com/office/word/2010/wordprocessingCanvas" xmlns:cx="http://schemas.microsoft.com/office/drawing/2014/chartex" xmlns:mc="http://schemas.openxmlformats.org/markup-compatibility/2006" xmlns:o="urn:schemas-microsoft-com:office:office" xmlns:r="http://schemas.openxmlformats.org/officeDocument/2006/relationships" xmlns:m="http://schemas.openxmlformats.org/officeDocument/2006/math" xmlns:v="urn:schemas-microsoft-com:vml" xmlns:wp14="http://schemas.microsoft.com/office/word/2010/wordprocessingDrawing" xmlns:wp="http://schemas.openxmlformats.org/drawingml/2006/wordprocessingDrawing" xmlns:w10="urn:schemas-microsoft-com:office:word" xmlns:w="http://schemas.openxmlformats.org/wordprocessingml/2006/main" xmlns:w14="http://schemas.microsoft.com/office/word/2010/wordml" xmlns:w15="http://schemas.microsoft.com/office/word/2012/wordml" xmlns:w16se="http://schemas.microsoft.com/office/word/2015/wordml/symex" xmlns:wpg="http://schemas.microsoft.com/office/word/2010/wordprocessingGroup" xmlns:wpi="http://schemas.microsoft.com/office/word/2010/wordprocessingInk" xmlns:wne="http://schemas.microsoft.com/office/word/2006/wordml" xmlns:wps="http://schemas.microsoft.com/office/word/2010/wordprocessingShape" mc:Ignorable="w14 w15 w16se wp14">
+<w:numbering xmlns:wpc="http://schemas.microsoft.com/office/word/2010/wordprocessingCanvas" xmlns:cx="http://schemas.microsoft.com/office/drawing/2014/chartex" xmlns:cx1="http://schemas.microsoft.com/office/drawing/2015/9/8/chartex" xmlns:mc="http://schemas.openxmlformats.org/markup-compatibility/2006" xmlns:o="urn:schemas-microsoft-com:office:office" xmlns:r="http://schemas.openxmlformats.org/officeDocument/2006/relationships" xmlns:m="http://schemas.openxmlformats.org/officeDocument/2006/math" xmlns:v="urn:schemas-microsoft-com:vml" xmlns:wp14="http://schemas.microsoft.com/office/word/2010/wordprocessingDrawing" xmlns:wp="http://schemas.openxmlformats.org/drawingml/2006/wordprocessingDrawing" xmlns:w10="urn:schemas-microsoft-com:office:word" xmlns:w="http://schemas.openxmlformats.org/wordprocessingml/2006/main" xmlns:w14="http://schemas.microsoft.com/office/word/2010/wordml" xmlns:w15="http://schemas.microsoft.com/office/word/2012/wordml" xmlns:w16se="http://schemas.microsoft.com/office/word/2015/wordml/symex" xmlns:wpg="http://schemas.microsoft.com/office/word/2010/wordprocessingGroup" xmlns:wpi="http://schemas.microsoft.com/office/word/2010/wordprocessingInk" xmlns:wne="http://schemas.microsoft.com/office/word/2006/wordml" xmlns:wps="http://schemas.microsoft.com/office/word/2010/wordprocessingShape" mc:Ignorable="w14 w15 w16se wp14">
   <w:abstractNum w:abstractNumId="0" w15:restartNumberingAfterBreak="0">
     <w:nsid w:val="0616378E"/>
     <w:multiLevelType w:val="hybridMultilevel"/>

--- a/CÔNG TY TNHH TM GỖ ĐẠT THÀNH VIỆT NAM/DatThanh_ThayDoiDiaChi_NganhNghe/DatThanh_Mẫu số 12_DeNghiThayDoi.docx
+++ b/CÔNG TY TNHH TM GỖ ĐẠT THÀNH VIỆT NAM/DatThanh_ThayDoiDiaChi_NganhNghe/DatThanh_Mẫu số 12_DeNghiThayDoi.docx
@@ -1,6 +1,6 @@
 
 <file path=word/document.xml><?xml version="1.0" encoding="utf-8"?>
-<w:document xmlns:wpc="http://schemas.microsoft.com/office/word/2010/wordprocessingCanvas" xmlns:cx="http://schemas.microsoft.com/office/drawing/2014/chartex" xmlns:cx1="http://schemas.microsoft.com/office/drawing/2015/9/8/chartex" xmlns:mc="http://schemas.openxmlformats.org/markup-compatibility/2006" xmlns:o="urn:schemas-microsoft-com:office:office" xmlns:r="http://schemas.openxmlformats.org/officeDocument/2006/relationships" xmlns:m="http://schemas.openxmlformats.org/officeDocument/2006/math" xmlns:v="urn:schemas-microsoft-com:vml" xmlns:wp14="http://schemas.microsoft.com/office/word/2010/wordprocessingDrawing" xmlns:wp="http://schemas.openxmlformats.org/drawingml/2006/wordprocessingDrawing" xmlns:w10="urn:schemas-microsoft-com:office:word" xmlns:w="http://schemas.openxmlformats.org/wordprocessingml/2006/main" xmlns:w14="http://schemas.microsoft.com/office/word/2010/wordml" xmlns:w15="http://schemas.microsoft.com/office/word/2012/wordml" xmlns:w16se="http://schemas.microsoft.com/office/word/2015/wordml/symex" xmlns:wpg="http://schemas.microsoft.com/office/word/2010/wordprocessingGroup" xmlns:wpi="http://schemas.microsoft.com/office/word/2010/wordprocessingInk" xmlns:wne="http://schemas.microsoft.com/office/word/2006/wordml" xmlns:wps="http://schemas.microsoft.com/office/word/2010/wordprocessingShape" mc:Ignorable="w14 w15 w16se wp14">
+<w:document xmlns:wpc="http://schemas.microsoft.com/office/word/2010/wordprocessingCanvas" xmlns:cx="http://schemas.microsoft.com/office/drawing/2014/chartex" xmlns:mc="http://schemas.openxmlformats.org/markup-compatibility/2006" xmlns:o="urn:schemas-microsoft-com:office:office" xmlns:r="http://schemas.openxmlformats.org/officeDocument/2006/relationships" xmlns:m="http://schemas.openxmlformats.org/officeDocument/2006/math" xmlns:v="urn:schemas-microsoft-com:vml" xmlns:wp14="http://schemas.microsoft.com/office/word/2010/wordprocessingDrawing" xmlns:wp="http://schemas.openxmlformats.org/drawingml/2006/wordprocessingDrawing" xmlns:w10="urn:schemas-microsoft-com:office:word" xmlns:w="http://schemas.openxmlformats.org/wordprocessingml/2006/main" xmlns:w14="http://schemas.microsoft.com/office/word/2010/wordml" xmlns:w15="http://schemas.microsoft.com/office/word/2012/wordml" xmlns:w16se="http://schemas.microsoft.com/office/word/2015/wordml/symex" xmlns:wpg="http://schemas.microsoft.com/office/word/2010/wordprocessingGroup" xmlns:wpi="http://schemas.microsoft.com/office/word/2010/wordprocessingInk" xmlns:wne="http://schemas.microsoft.com/office/word/2006/wordml" xmlns:wps="http://schemas.microsoft.com/office/word/2010/wordprocessingShape" mc:Ignorable="w14 w15 w16se wp14">
   <w:body>
     <w:p>
       <w:pPr>
@@ -175,7 +175,7 @@
                     </wp:anchor>
                   </w:drawing>
                 </mc:Choice>
-                <mc:Fallback>
+                <mc:Fallback xmlns:cx1="http://schemas.microsoft.com/office/drawing/2015/9/8/chartex">
                   <w:pict>
                     <v:line w14:anchorId="1D12A4BF" id="Line 159" o:spid="_x0000_s1026" style="position:absolute;z-index:251682816;visibility:visible;mso-wrap-style:square;mso-width-percent:0;mso-height-percent:0;mso-wrap-distance-left:9pt;mso-wrap-distance-top:-3e-5mm;mso-wrap-distance-right:9pt;mso-wrap-distance-bottom:-3e-5mm;mso-position-horizontal:center;mso-position-horizontal-relative:margin;mso-position-vertical:absolute;mso-position-vertical-relative:text;mso-width-percent:0;mso-height-percent:0;mso-width-relative:page;mso-height-relative:page" from="0,15.5pt" to="158.75pt,15.5pt" o:gfxdata="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">
                       <w10:wrap anchorx="margin"/>
@@ -279,10 +279,8 @@
                 <w:sz w:val="26"/>
                 <w:szCs w:val="26"/>
               </w:rPr>
-              <w:t>22</w:t>
-            </w:r>
-            <w:bookmarkStart w:id="1" w:name="_GoBack"/>
-            <w:bookmarkEnd w:id="1"/>
+              <w:t>29</w:t>
+            </w:r>
             <w:r>
               <w:rPr>
                 <w:rFonts w:ascii="Times New Roman" w:eastAsia="Times New Roman" w:hAnsi="Times New Roman" w:cs="Times New Roman"/>
@@ -308,7 +306,7 @@
                 <w:sz w:val="26"/>
                 <w:szCs w:val="26"/>
               </w:rPr>
-              <w:t>6</w:t>
+              <w:t>4</w:t>
             </w:r>
             <w:r>
               <w:rPr>
@@ -413,7 +411,7 @@
               </wp:anchor>
             </w:drawing>
           </mc:Choice>
-          <mc:Fallback>
+          <mc:Fallback xmlns:cx1="http://schemas.microsoft.com/office/drawing/2015/9/8/chartex">
             <w:pict>
               <v:line w14:anchorId="70E5418D" id="Straight Connector 1" o:spid="_x0000_s1026" style="position:absolute;z-index:251683840;visibility:visible;mso-wrap-style:square;mso-width-percent:0;mso-wrap-distance-left:9pt;mso-wrap-distance-top:0;mso-wrap-distance-right:9pt;mso-wrap-distance-bottom:0;mso-position-horizontal:center;mso-position-horizontal-relative:margin;mso-position-vertical:absolute;mso-position-vertical-relative:text;mso-width-percent:0;mso-width-relative:margin" from="0,66.95pt" to="111.65pt,66.95pt" o:gfxdata="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" strokecolor="windowText" strokeweight=".5pt">
                 <v:stroke joinstyle="miter"/>
@@ -442,7 +440,7 @@
         <w:br/>
         <w:t xml:space="preserve">Đăng ký </w:t>
       </w:r>
-      <w:bookmarkStart w:id="2" w:name="_Hlk174028475"/>
+      <w:bookmarkStart w:id="1" w:name="_Hlk174028475"/>
       <w:r>
         <w:rPr>
           <w:rFonts w:ascii="Times New Roman" w:eastAsia="Calibri" w:hAnsi="Times New Roman" w:cs="Times New Roman"/>
@@ -452,7 +450,7 @@
         </w:rPr>
         <w:t>thay đổi nội dung Giấy chứng nhận đăng ký doanh nghiệp</w:t>
       </w:r>
-      <w:bookmarkEnd w:id="2"/>
+      <w:bookmarkEnd w:id="1"/>
       <w:r>
         <w:rPr>
           <w:rFonts w:ascii="Times New Roman" w:eastAsia="Calibri" w:hAnsi="Times New Roman" w:cs="Times New Roman"/>
@@ -1168,7 +1166,7 @@
           <w:szCs w:val="28"/>
         </w:rPr>
       </w:pPr>
-      <w:bookmarkStart w:id="3" w:name="_Hlk177941427"/>
+      <w:bookmarkStart w:id="2" w:name="_Hlk177941427"/>
       <w:r>
         <w:rPr>
           <w:rFonts w:ascii="Times New Roman" w:eastAsia="Calibri" w:hAnsi="Times New Roman" w:cs="Times New Roman"/>
@@ -1186,9 +1184,9 @@
         </w:rPr>
         <w:t>Doanh nghiệp chọn và kê khai vào trang tương ứng với nội dung đăng ký/</w:t>
       </w:r>
-      <w:bookmarkStart w:id="4" w:name="_Hlk177941461"/>
-    </w:p>
-    <w:bookmarkEnd w:id="4"/>
+      <w:bookmarkStart w:id="3" w:name="_Hlk177941461"/>
+    </w:p>
+    <w:bookmarkEnd w:id="3"/>
     <w:p>
       <w:pPr>
         <w:tabs>
@@ -1220,7 +1218,7 @@
         </w:rPr>
         <w:t>)</w:t>
       </w:r>
-      <w:bookmarkEnd w:id="3"/>
+      <w:bookmarkEnd w:id="2"/>
     </w:p>
     <w:p>
       <w:pPr>
@@ -1302,7 +1300,7 @@
               </wp:anchor>
             </w:drawing>
           </mc:Choice>
-          <mc:Fallback>
+          <mc:Fallback xmlns:cx1="http://schemas.microsoft.com/office/drawing/2015/9/8/chartex">
             <w:pict>
               <v:rect w14:anchorId="150B91A8" id="Rectangle 800" o:spid="_x0000_s1026" style="position:absolute;margin-left:398.8pt;margin-top:62.75pt;width:20.15pt;height:15.95pt;z-index:251665408;visibility:visible;mso-wrap-style:none;mso-width-percent:0;mso-height-percent:0;mso-wrap-distance-left:9pt;mso-wrap-distance-top:0;mso-wrap-distance-right:9pt;mso-wrap-distance-bottom:0;mso-position-horizontal:absolute;mso-position-horizontal-relative:text;mso-position-vertical:absolute;mso-position-vertical-relative:text;mso-width-percent:0;mso-height-percent:0;mso-width-relative:page;mso-height-relative:page;v-text-anchor:middle" o:gfxdata="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" strokeweight=".26mm">
                 <v:stroke endcap="square"/>
@@ -1377,7 +1375,7 @@
               </wp:anchor>
             </w:drawing>
           </mc:Choice>
-          <mc:Fallback>
+          <mc:Fallback xmlns:cx1="http://schemas.microsoft.com/office/drawing/2015/9/8/chartex">
             <w:pict>
               <v:rect w14:anchorId="3C0D0F71" id="Rectangle 826" o:spid="_x0000_s1026" style="position:absolute;margin-left:398.8pt;margin-top:86.4pt;width:20.15pt;height:15.95pt;z-index:251666432;visibility:visible;mso-wrap-style:none;mso-width-percent:0;mso-height-percent:0;mso-wrap-distance-left:9pt;mso-wrap-distance-top:0;mso-wrap-distance-right:9pt;mso-wrap-distance-bottom:0;mso-position-horizontal:absolute;mso-position-horizontal-relative:text;mso-position-vertical:absolute;mso-position-vertical-relative:text;mso-width-percent:0;mso-height-percent:0;mso-width-relative:page;mso-height-relative:page;v-text-anchor:middle" o:gfxdata="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" strokeweight=".26mm">
                 <v:stroke endcap="square"/>
@@ -1887,7 +1885,7 @@
         </w:rPr>
         <w:t xml:space="preserve">- Doanh </w:t>
       </w:r>
-      <w:bookmarkStart w:id="5" w:name="_Hlk177941472"/>
+      <w:bookmarkStart w:id="4" w:name="_Hlk177941472"/>
       <w:r>
         <w:rPr>
           <w:rFonts w:ascii="Times New Roman" w:eastAsia="Calibri" w:hAnsi="Times New Roman" w:cs="Times New Roman"/>
@@ -1919,7 +1917,7 @@
         <w:t xml:space="preserve">              Không</w:t>
       </w:r>
     </w:p>
-    <w:bookmarkEnd w:id="5"/>
+    <w:bookmarkEnd w:id="4"/>
     <w:p>
       <w:pPr>
         <w:spacing w:before="120" w:after="120" w:line="240" w:lineRule="auto"/>
@@ -1992,7 +1990,7 @@
           <w:szCs w:val="28"/>
         </w:rPr>
       </w:pPr>
-      <w:bookmarkStart w:id="6" w:name="_Hlk178553824"/>
+      <w:bookmarkStart w:id="5" w:name="_Hlk178553824"/>
       <w:r>
         <w:rPr>
           <w:rFonts w:ascii="Times New Roman" w:eastAsia="Calibri" w:hAnsi="Times New Roman" w:cs="Times New Roman"/>
@@ -2405,7 +2403,7 @@
         </w:rPr>
         <w:tab/>
       </w:r>
-      <w:bookmarkEnd w:id="6"/>
+      <w:bookmarkEnd w:id="5"/>
     </w:p>
     <w:p>
       <w:pPr>
@@ -2486,18 +2484,31 @@
           <w:szCs w:val="28"/>
           <w:lang w:val="fr-FR"/>
         </w:rPr>
-        <w:t>Doanh nghiệp phải đánh dấu X vào ô vuông tương ứng với khu công nghệ cao nếu nộp hồ sơ tới Ban quản lý khu công nghệ cao)</w:t>
-      </w:r>
-      <w:r>
-        <w:rPr>
-          <w:rFonts w:ascii="Times New Roman" w:eastAsia="Times New Roman" w:hAnsi="Times New Roman" w:cs="Times New Roman"/>
+        <w:t>Doanh nghiệp phải đánh dấu X vào ô vuông tương ứng với khu công nghệ cao nếu nộp hồ sơ tới Ban quản lý khu công nghệ cao</w:t>
+      </w:r>
+      <w:proofErr w:type="gramStart"/>
+      <w:r>
+        <w:rPr>
+          <w:rFonts w:ascii="Times New Roman" w:eastAsia="Times New Roman" w:hAnsi="Times New Roman" w:cs="Times New Roman"/>
+          <w:i/>
           <w:spacing w:val="-4"/>
           <w:sz w:val="28"/>
           <w:szCs w:val="28"/>
           <w:lang w:val="fr-FR"/>
         </w:rPr>
+        <w:t>)</w:t>
+      </w:r>
+      <w:r>
+        <w:rPr>
+          <w:rFonts w:ascii="Times New Roman" w:eastAsia="Times New Roman" w:hAnsi="Times New Roman" w:cs="Times New Roman"/>
+          <w:spacing w:val="-4"/>
+          <w:sz w:val="28"/>
+          <w:szCs w:val="28"/>
+          <w:lang w:val="fr-FR"/>
+        </w:rPr>
         <w:t>:</w:t>
       </w:r>
+      <w:proofErr w:type="gramEnd"/>
     </w:p>
     <w:tbl>
       <w:tblPr>
@@ -3215,8 +3226,8 @@
           <w:vertAlign w:val="superscript"/>
         </w:rPr>
       </w:pPr>
-      <w:bookmarkStart w:id="7" w:name="_Hlk177941885"/>
-      <w:bookmarkStart w:id="8" w:name="_Hlk177941696"/>
+      <w:bookmarkStart w:id="6" w:name="_Hlk177941885"/>
+      <w:bookmarkStart w:id="7" w:name="_Hlk177941696"/>
       <w:r>
         <w:rPr>
           <w:rFonts w:ascii="Times New Roman" w:eastAsia="Calibri" w:hAnsi="Times New Roman" w:cs="Times New Roman"/>
@@ -3237,16 +3248,16 @@
         </w:rPr>
         <w:t xml:space="preserve">THAY ĐỔI </w:t>
       </w:r>
+      <w:bookmarkEnd w:id="6"/>
+      <w:r>
+        <w:rPr>
+          <w:rFonts w:ascii="Times New Roman" w:eastAsia="Calibri" w:hAnsi="Times New Roman" w:cs="Times New Roman"/>
+          <w:sz w:val="28"/>
+          <w:szCs w:val="28"/>
+        </w:rPr>
+        <w:t>NGÀNH, NGHỀ KINH DOANH</w:t>
+      </w:r>
       <w:bookmarkEnd w:id="7"/>
-      <w:r>
-        <w:rPr>
-          <w:rFonts w:ascii="Times New Roman" w:eastAsia="Calibri" w:hAnsi="Times New Roman" w:cs="Times New Roman"/>
-          <w:sz w:val="28"/>
-          <w:szCs w:val="28"/>
-        </w:rPr>
-        <w:t>NGÀNH, NGHỀ KINH DOANH</w:t>
-      </w:r>
-      <w:bookmarkEnd w:id="8"/>
       <w:r>
         <w:rPr>
           <w:rFonts w:ascii="Times New Roman" w:eastAsia="Calibri" w:hAnsi="Times New Roman" w:cs="Times New Roman"/>
@@ -4452,6 +4463,344 @@
           <w:lang w:val="fr-FR"/>
         </w:rPr>
       </w:pPr>
+    </w:p>
+    <w:p>
+      <w:pPr>
+        <w:spacing w:after="0" w:line="240" w:lineRule="auto"/>
+        <w:ind w:left="-142" w:right="-142"/>
+        <w:jc w:val="center"/>
+        <w:rPr>
+          <w:rFonts w:ascii="Times New Roman" w:eastAsia="Calibri" w:hAnsi="Times New Roman" w:cs="Times New Roman"/>
+          <w:sz w:val="28"/>
+          <w:szCs w:val="28"/>
+        </w:rPr>
+      </w:pPr>
+      <w:r>
+        <w:rPr>
+          <w:rFonts w:ascii="Times New Roman" w:eastAsia="Calibri" w:hAnsi="Times New Roman" w:cs="Times New Roman"/>
+          <w:sz w:val="28"/>
+          <w:szCs w:val="28"/>
+        </w:rPr>
+        <w:lastRenderedPageBreak/>
+        <w:t>THÔNG BÁO THAY ĐỔI THÔNG TIN VỀ CHỦ SỞ HỮU HƯỞNG LỢI CỦA DOANH NGHIỆP/THÔNG BÁO THAY ĐỔI THÔNG TIN ĐỂ XÁC ĐỊNH CHỦ SỞ HỮU HƯỞNG LỢI</w:t>
+      </w:r>
+    </w:p>
+    <w:p>
+      <w:pPr>
+        <w:spacing w:after="0" w:line="240" w:lineRule="auto"/>
+        <w:jc w:val="center"/>
+        <w:rPr>
+          <w:rFonts w:ascii="Times New Roman" w:eastAsia="Calibri" w:hAnsi="Times New Roman" w:cs="Times New Roman"/>
+          <w:sz w:val="28"/>
+          <w:szCs w:val="28"/>
+        </w:rPr>
+      </w:pPr>
+    </w:p>
+    <w:p>
+      <w:pPr>
+        <w:numPr>
+          <w:ilvl w:val="0"/>
+          <w:numId w:val="2"/>
+        </w:numPr>
+        <w:spacing w:before="120" w:after="120" w:line="300" w:lineRule="exact"/>
+        <w:ind w:firstLine="567"/>
+        <w:jc w:val="both"/>
+        <w:rPr>
+          <w:rFonts w:ascii="Times New Roman" w:eastAsia="Calibri" w:hAnsi="Times New Roman" w:cs="Times New Roman"/>
+          <w:sz w:val="28"/>
+          <w:szCs w:val="28"/>
+          <w:lang w:val="vi-VN"/>
+        </w:rPr>
+      </w:pPr>
+      <w:r>
+        <w:rPr>
+          <w:rFonts w:ascii="Times New Roman" w:eastAsia="Calibri" w:hAnsi="Times New Roman" w:cs="Times New Roman"/>
+          <w:sz w:val="28"/>
+          <w:szCs w:val="28"/>
+          <w:lang w:val="vi-VN"/>
+        </w:rPr>
+        <w:t xml:space="preserve">Trường hợp doanh nghiệp có sự thay đổi chủ sở hữu hưởng lợi của doanh nghiệp, tỷ lệ sở hữu đã kê khai với </w:t>
+      </w:r>
+      <w:r>
+        <w:rPr>
+          <w:rFonts w:ascii="Times New Roman" w:eastAsia="Calibri" w:hAnsi="Times New Roman" w:cs="Times New Roman"/>
+          <w:sz w:val="28"/>
+          <w:szCs w:val="28"/>
+        </w:rPr>
+        <w:t>C</w:t>
+      </w:r>
+      <w:r>
+        <w:rPr>
+          <w:rFonts w:ascii="Times New Roman" w:eastAsia="Calibri" w:hAnsi="Times New Roman" w:cs="Times New Roman"/>
+          <w:sz w:val="28"/>
+          <w:szCs w:val="28"/>
+          <w:lang w:val="vi-VN"/>
+        </w:rPr>
+        <w:t>ơ quan đăng ký kinh doanh cấp tỉnh theo quy định tại khoản 1 Điều 52 Nghị định số 168/2025/NĐ-CP</w:t>
+      </w:r>
+      <w:r>
+        <w:rPr>
+          <w:rFonts w:ascii="Times New Roman" w:eastAsia="Calibri" w:hAnsi="Times New Roman" w:cs="Times New Roman"/>
+          <w:sz w:val="28"/>
+          <w:szCs w:val="28"/>
+        </w:rPr>
+        <w:t xml:space="preserve"> (</w:t>
+      </w:r>
+      <w:r>
+        <w:rPr>
+          <w:rFonts w:ascii="Times New Roman" w:eastAsia="Calibri" w:hAnsi="Times New Roman" w:cs="Times New Roman"/>
+          <w:i/>
+          <w:iCs/>
+          <w:sz w:val="28"/>
+          <w:szCs w:val="28"/>
+        </w:rPr>
+        <w:t>kê khai theo Mẫu số 10 Phụ lục I ban hành kèm theo Thông tư này</w:t>
+      </w:r>
+      <w:r>
+        <w:rPr>
+          <w:rFonts w:ascii="Times New Roman" w:eastAsia="Calibri" w:hAnsi="Times New Roman" w:cs="Times New Roman"/>
+          <w:sz w:val="28"/>
+          <w:szCs w:val="28"/>
+        </w:rPr>
+        <w:t>):</w:t>
+      </w:r>
+      <w:r>
+        <w:rPr>
+          <w:rFonts w:ascii="Times New Roman" w:eastAsia="Calibri" w:hAnsi="Times New Roman" w:cs="Times New Roman"/>
+          <w:iCs/>
+          <w:sz w:val="28"/>
+          <w:szCs w:val="28"/>
+        </w:rPr>
+        <w:t xml:space="preserve"> </w:t>
+      </w:r>
+      <w:r>
+        <w:rPr>
+          <w:rFonts w:ascii="Times New Roman" w:eastAsia="Calibri" w:hAnsi="Times New Roman" w:cs="Times New Roman"/>
+          <w:iCs/>
+          <w:sz w:val="28"/>
+          <w:szCs w:val="28"/>
+        </w:rPr>
+        <w:t>Không có</w:t>
+      </w:r>
+      <w:r>
+        <w:rPr>
+          <w:rFonts w:ascii="Times New Roman" w:eastAsia="Calibri" w:hAnsi="Times New Roman" w:cs="Times New Roman"/>
+          <w:iCs/>
+          <w:sz w:val="28"/>
+          <w:szCs w:val="28"/>
+        </w:rPr>
+        <w:t>.</w:t>
+      </w:r>
+    </w:p>
+    <w:p>
+      <w:pPr>
+        <w:numPr>
+          <w:ilvl w:val="0"/>
+          <w:numId w:val="2"/>
+        </w:numPr>
+        <w:spacing w:before="120" w:after="120" w:line="300" w:lineRule="exact"/>
+        <w:ind w:firstLine="567"/>
+        <w:jc w:val="both"/>
+        <w:rPr>
+          <w:rFonts w:ascii="Times New Roman" w:eastAsia="Calibri" w:hAnsi="Times New Roman" w:cs="Times New Roman"/>
+          <w:sz w:val="28"/>
+          <w:szCs w:val="28"/>
+        </w:rPr>
+      </w:pPr>
+      <w:r>
+        <w:rPr>
+          <w:rFonts w:ascii="Times New Roman" w:eastAsia="Calibri" w:hAnsi="Times New Roman" w:cs="Times New Roman"/>
+          <w:sz w:val="28"/>
+          <w:szCs w:val="28"/>
+        </w:rPr>
+        <w:t>Trường hợp công ty cổ phần có sự thay đổi cổ đông là tổ chức sở hữu từ 25% tổng số cổ phần có quyền biểu quyết trở lên hoặc thay đổi tỷ lệ sở hữu tổng số cổ phần có quyền biểu quyết theo quy định tại khoản 2 Điều 52 Nghị định số 168/2025/NĐ-CP (</w:t>
+      </w:r>
+      <w:r>
+        <w:rPr>
+          <w:rFonts w:ascii="Times New Roman" w:eastAsia="Calibri" w:hAnsi="Times New Roman" w:cs="Times New Roman"/>
+          <w:i/>
+          <w:iCs/>
+          <w:sz w:val="28"/>
+          <w:szCs w:val="28"/>
+        </w:rPr>
+        <w:t>kê khai theo Mẫu số 11 Phụ lục I ban hành kèm theo Thông tư này</w:t>
+      </w:r>
+      <w:r>
+        <w:rPr>
+          <w:rFonts w:ascii="Times New Roman" w:eastAsia="Calibri" w:hAnsi="Times New Roman" w:cs="Times New Roman"/>
+          <w:sz w:val="28"/>
+          <w:szCs w:val="28"/>
+        </w:rPr>
+        <w:t>):</w:t>
+      </w:r>
+      <w:r>
+        <w:rPr>
+          <w:rFonts w:ascii="Times New Roman" w:eastAsia="Calibri" w:hAnsi="Times New Roman" w:cs="Times New Roman"/>
+          <w:iCs/>
+          <w:sz w:val="28"/>
+          <w:szCs w:val="28"/>
+        </w:rPr>
+        <w:t xml:space="preserve"> </w:t>
+      </w:r>
+      <w:r>
+        <w:rPr>
+          <w:rFonts w:ascii="Times New Roman" w:eastAsia="Calibri" w:hAnsi="Times New Roman" w:cs="Times New Roman"/>
+          <w:iCs/>
+          <w:sz w:val="28"/>
+          <w:szCs w:val="28"/>
+        </w:rPr>
+        <w:t>Không có</w:t>
+      </w:r>
+      <w:r>
+        <w:rPr>
+          <w:rFonts w:ascii="Times New Roman" w:eastAsia="Calibri" w:hAnsi="Times New Roman" w:cs="Times New Roman"/>
+          <w:iCs/>
+          <w:sz w:val="28"/>
+          <w:szCs w:val="28"/>
+        </w:rPr>
+        <w:t>.</w:t>
+      </w:r>
+    </w:p>
+    <w:p>
+      <w:pPr>
+        <w:numPr>
+          <w:ilvl w:val="0"/>
+          <w:numId w:val="2"/>
+        </w:numPr>
+        <w:spacing w:before="120" w:after="120" w:line="300" w:lineRule="exact"/>
+        <w:ind w:firstLine="567"/>
+        <w:jc w:val="both"/>
+        <w:rPr>
+          <w:rFonts w:ascii="Times New Roman" w:eastAsia="Calibri" w:hAnsi="Times New Roman" w:cs="Times New Roman"/>
+          <w:sz w:val="28"/>
+          <w:szCs w:val="28"/>
+        </w:rPr>
+      </w:pPr>
+      <w:r>
+        <w:rPr>
+          <w:rFonts w:ascii="Times New Roman" w:eastAsia="Calibri" w:hAnsi="Times New Roman" w:cs="Times New Roman"/>
+          <w:sz w:val="28"/>
+          <w:szCs w:val="28"/>
+        </w:rPr>
+        <w:t>Đối với doanh nghiệp được thành lập trước ngày 01/7/2025, trường hợp doanh nghiệp có thông tin về chủ sở hữu hưởng lợi của doanh nghiệp theo quy định tại khoản 1, khoản 2 Điều 18 Nghị định số 168/2025/NĐ-CP, doanh nghiệp bổ sung thông tin về chủ sở hữu hưởng lợi của doanh nghiệp theo quy định tại khoản 1 Điều 3 Luật số 76/2025/QH15 ngày 17/6/2025 sửa đổi, bổ sung một số điều của Luật Doanh nghiệp (</w:t>
+      </w:r>
+      <w:r>
+        <w:rPr>
+          <w:rFonts w:ascii="Times New Roman" w:eastAsia="Calibri" w:hAnsi="Times New Roman" w:cs="Times New Roman"/>
+          <w:i/>
+          <w:iCs/>
+          <w:sz w:val="28"/>
+          <w:szCs w:val="28"/>
+        </w:rPr>
+        <w:t xml:space="preserve">kê khai </w:t>
+      </w:r>
+      <w:r>
+        <w:rPr>
+          <w:rFonts w:ascii="Times New Roman" w:eastAsia="Calibri" w:hAnsi="Times New Roman" w:cs="Times New Roman"/>
+          <w:i/>
+          <w:sz w:val="28"/>
+          <w:szCs w:val="28"/>
+        </w:rPr>
+        <w:t>theo Mẫu số 10 Phụ lục I ban hành kèm theo Thông tư này</w:t>
+      </w:r>
+      <w:r>
+        <w:rPr>
+          <w:rFonts w:ascii="Times New Roman" w:eastAsia="Calibri" w:hAnsi="Times New Roman" w:cs="Times New Roman"/>
+          <w:iCs/>
+          <w:sz w:val="28"/>
+          <w:szCs w:val="28"/>
+        </w:rPr>
+        <w:t>): Gửi kèm</w:t>
+      </w:r>
+      <w:r>
+        <w:rPr>
+          <w:rFonts w:ascii="Times New Roman" w:eastAsia="Calibri" w:hAnsi="Times New Roman" w:cs="Times New Roman"/>
+          <w:sz w:val="28"/>
+          <w:szCs w:val="28"/>
+        </w:rPr>
+        <w:t>.</w:t>
+      </w:r>
+    </w:p>
+    <w:p>
+      <w:pPr>
+        <w:numPr>
+          <w:ilvl w:val="0"/>
+          <w:numId w:val="2"/>
+        </w:numPr>
+        <w:spacing w:before="120" w:after="120" w:line="300" w:lineRule="exact"/>
+        <w:ind w:firstLine="567"/>
+        <w:jc w:val="both"/>
+        <w:rPr>
+          <w:rFonts w:ascii="Times New Roman" w:eastAsia="Calibri" w:hAnsi="Times New Roman" w:cs="Times New Roman"/>
+          <w:sz w:val="28"/>
+          <w:szCs w:val="28"/>
+        </w:rPr>
+      </w:pPr>
+      <w:r>
+        <w:rPr>
+          <w:rFonts w:ascii="Times New Roman" w:eastAsia="Calibri" w:hAnsi="Times New Roman" w:cs="Times New Roman"/>
+          <w:sz w:val="28"/>
+          <w:szCs w:val="28"/>
+        </w:rPr>
+        <w:t>Đối với công ty cổ phần được đăng ký thành lập trước ngày 01/7/2025, trường hợp công ty cổ phần có thông tin để xác định chủ sở hữu hưởng lợi của doanh nghiệp theo quy định tại khoản 3 Điều 18 Nghị định số 168/2025/NĐ-CP, công ty cổ phần bổ sung thông tin để xác định chủ sở hữu hưởng lợi của doanh nghiệp theo quy định tại khoản 1 Điều 3 Luật số 76/2025/QH15 ngày 17/6/2025 sửa đổi, bổ sung một số điều của Luật Doanh nghiệp (</w:t>
+      </w:r>
+      <w:r>
+        <w:rPr>
+          <w:rFonts w:ascii="Times New Roman" w:eastAsia="Calibri" w:hAnsi="Times New Roman" w:cs="Times New Roman"/>
+          <w:i/>
+          <w:iCs/>
+          <w:sz w:val="28"/>
+          <w:szCs w:val="28"/>
+        </w:rPr>
+        <w:t>kê khai theo Mẫu số 11 Phụ lục I ban hành kèm theo Thông tư này</w:t>
+      </w:r>
+      <w:r>
+        <w:rPr>
+          <w:rFonts w:ascii="Times New Roman" w:eastAsia="Calibri" w:hAnsi="Times New Roman" w:cs="Times New Roman"/>
+          <w:sz w:val="28"/>
+          <w:szCs w:val="28"/>
+        </w:rPr>
+        <w:t xml:space="preserve">): </w:t>
+      </w:r>
+      <w:r>
+        <w:rPr>
+          <w:rFonts w:ascii="Times New Roman" w:eastAsia="Calibri" w:hAnsi="Times New Roman" w:cs="Times New Roman"/>
+          <w:iCs/>
+          <w:sz w:val="28"/>
+          <w:szCs w:val="28"/>
+        </w:rPr>
+        <w:t>Không có</w:t>
+      </w:r>
+      <w:bookmarkStart w:id="8" w:name="_GoBack"/>
+      <w:bookmarkEnd w:id="8"/>
+      <w:r>
+        <w:rPr>
+          <w:rFonts w:ascii="Times New Roman" w:eastAsia="Calibri" w:hAnsi="Times New Roman" w:cs="Times New Roman"/>
+          <w:sz w:val="28"/>
+          <w:szCs w:val="28"/>
+        </w:rPr>
+        <w:t>.</w:t>
+      </w:r>
+    </w:p>
+    <w:p>
+      <w:pPr>
+        <w:rPr>
+          <w:rFonts w:ascii="Times New Roman" w:eastAsia="Times New Roman" w:hAnsi="Times New Roman" w:cs="Times New Roman"/>
+          <w:bCs/>
+          <w:spacing w:val="-4"/>
+          <w:sz w:val="28"/>
+          <w:szCs w:val="28"/>
+          <w:lang w:val="fr-FR"/>
+        </w:rPr>
+      </w:pPr>
+      <w:r>
+        <w:rPr>
+          <w:rFonts w:ascii="Times New Roman" w:eastAsia="Calibri" w:hAnsi="Times New Roman" w:cs="Times New Roman"/>
+          <w:sz w:val="20"/>
+          <w:szCs w:val="20"/>
+        </w:rPr>
+        <w:br w:type="page"/>
+      </w:r>
     </w:p>
     <w:p>
       <w:pPr>
@@ -5550,7 +5899,7 @@
 </file>
 
 <file path=word/endnotes.xml><?xml version="1.0" encoding="utf-8"?>
-<w:endnotes xmlns:wpc="http://schemas.microsoft.com/office/word/2010/wordprocessingCanvas" xmlns:cx="http://schemas.microsoft.com/office/drawing/2014/chartex" xmlns:cx1="http://schemas.microsoft.com/office/drawing/2015/9/8/chartex" xmlns:mc="http://schemas.openxmlformats.org/markup-compatibility/2006" xmlns:o="urn:schemas-microsoft-com:office:office" xmlns:r="http://schemas.openxmlformats.org/officeDocument/2006/relationships" xmlns:m="http://schemas.openxmlformats.org/officeDocument/2006/math" xmlns:v="urn:schemas-microsoft-com:vml" xmlns:wp14="http://schemas.microsoft.com/office/word/2010/wordprocessingDrawing" xmlns:wp="http://schemas.openxmlformats.org/drawingml/2006/wordprocessingDrawing" xmlns:w10="urn:schemas-microsoft-com:office:word" xmlns:w="http://schemas.openxmlformats.org/wordprocessingml/2006/main" xmlns:w14="http://schemas.microsoft.com/office/word/2010/wordml" xmlns:w15="http://schemas.microsoft.com/office/word/2012/wordml" xmlns:w16se="http://schemas.microsoft.com/office/word/2015/wordml/symex" xmlns:wpg="http://schemas.microsoft.com/office/word/2010/wordprocessingGroup" xmlns:wpi="http://schemas.microsoft.com/office/word/2010/wordprocessingInk" xmlns:wne="http://schemas.microsoft.com/office/word/2006/wordml" xmlns:wps="http://schemas.microsoft.com/office/word/2010/wordprocessingShape" mc:Ignorable="w14 w15 w16se wp14">
+<w:endnotes xmlns:wpc="http://schemas.microsoft.com/office/word/2010/wordprocessingCanvas" xmlns:cx="http://schemas.microsoft.com/office/drawing/2014/chartex" xmlns:mc="http://schemas.openxmlformats.org/markup-compatibility/2006" xmlns:o="urn:schemas-microsoft-com:office:office" xmlns:r="http://schemas.openxmlformats.org/officeDocument/2006/relationships" xmlns:m="http://schemas.openxmlformats.org/officeDocument/2006/math" xmlns:v="urn:schemas-microsoft-com:vml" xmlns:wp14="http://schemas.microsoft.com/office/word/2010/wordprocessingDrawing" xmlns:wp="http://schemas.openxmlformats.org/drawingml/2006/wordprocessingDrawing" xmlns:w10="urn:schemas-microsoft-com:office:word" xmlns:w="http://schemas.openxmlformats.org/wordprocessingml/2006/main" xmlns:w14="http://schemas.microsoft.com/office/word/2010/wordml" xmlns:w15="http://schemas.microsoft.com/office/word/2012/wordml" xmlns:w16se="http://schemas.microsoft.com/office/word/2015/wordml/symex" xmlns:wpg="http://schemas.microsoft.com/office/word/2010/wordprocessingGroup" xmlns:wpi="http://schemas.microsoft.com/office/word/2010/wordprocessingInk" xmlns:wne="http://schemas.microsoft.com/office/word/2006/wordml" xmlns:wps="http://schemas.microsoft.com/office/word/2010/wordprocessingShape" mc:Ignorable="w14 w15 w16se wp14">
   <w:endnote w:type="separator" w:id="-1">
     <w:p>
       <w:pPr>
@@ -5575,7 +5924,7 @@
 </file>
 
 <file path=word/footnotes.xml><?xml version="1.0" encoding="utf-8"?>
-<w:footnotes xmlns:wpc="http://schemas.microsoft.com/office/word/2010/wordprocessingCanvas" xmlns:cx="http://schemas.microsoft.com/office/drawing/2014/chartex" xmlns:cx1="http://schemas.microsoft.com/office/drawing/2015/9/8/chartex" xmlns:mc="http://schemas.openxmlformats.org/markup-compatibility/2006" xmlns:o="urn:schemas-microsoft-com:office:office" xmlns:r="http://schemas.openxmlformats.org/officeDocument/2006/relationships" xmlns:m="http://schemas.openxmlformats.org/officeDocument/2006/math" xmlns:v="urn:schemas-microsoft-com:vml" xmlns:wp14="http://schemas.microsoft.com/office/word/2010/wordprocessingDrawing" xmlns:wp="http://schemas.openxmlformats.org/drawingml/2006/wordprocessingDrawing" xmlns:w10="urn:schemas-microsoft-com:office:word" xmlns:w="http://schemas.openxmlformats.org/wordprocessingml/2006/main" xmlns:w14="http://schemas.microsoft.com/office/word/2010/wordml" xmlns:w15="http://schemas.microsoft.com/office/word/2012/wordml" xmlns:w16se="http://schemas.microsoft.com/office/word/2015/wordml/symex" xmlns:wpg="http://schemas.microsoft.com/office/word/2010/wordprocessingGroup" xmlns:wpi="http://schemas.microsoft.com/office/word/2010/wordprocessingInk" xmlns:wne="http://schemas.microsoft.com/office/word/2006/wordml" xmlns:wps="http://schemas.microsoft.com/office/word/2010/wordprocessingShape" mc:Ignorable="w14 w15 w16se wp14">
+<w:footnotes xmlns:wpc="http://schemas.microsoft.com/office/word/2010/wordprocessingCanvas" xmlns:cx="http://schemas.microsoft.com/office/drawing/2014/chartex" xmlns:mc="http://schemas.openxmlformats.org/markup-compatibility/2006" xmlns:o="urn:schemas-microsoft-com:office:office" xmlns:r="http://schemas.openxmlformats.org/officeDocument/2006/relationships" xmlns:m="http://schemas.openxmlformats.org/officeDocument/2006/math" xmlns:v="urn:schemas-microsoft-com:vml" xmlns:wp14="http://schemas.microsoft.com/office/word/2010/wordprocessingDrawing" xmlns:wp="http://schemas.openxmlformats.org/drawingml/2006/wordprocessingDrawing" xmlns:w10="urn:schemas-microsoft-com:office:word" xmlns:w="http://schemas.openxmlformats.org/wordprocessingml/2006/main" xmlns:w14="http://schemas.microsoft.com/office/word/2010/wordml" xmlns:w15="http://schemas.microsoft.com/office/word/2012/wordml" xmlns:w16se="http://schemas.microsoft.com/office/word/2015/wordml/symex" xmlns:wpg="http://schemas.microsoft.com/office/word/2010/wordprocessingGroup" xmlns:wpi="http://schemas.microsoft.com/office/word/2010/wordprocessingInk" xmlns:wne="http://schemas.microsoft.com/office/word/2006/wordml" xmlns:wps="http://schemas.microsoft.com/office/word/2010/wordprocessingShape" mc:Ignorable="w14 w15 w16se wp14">
   <w:footnote w:type="separator" w:id="-1">
     <w:p>
       <w:pPr>
@@ -5777,7 +6126,7 @@
 </file>
 
 <file path=word/header1.xml><?xml version="1.0" encoding="utf-8"?>
-<w:hdr xmlns:wpc="http://schemas.microsoft.com/office/word/2010/wordprocessingCanvas" xmlns:cx="http://schemas.microsoft.com/office/drawing/2014/chartex" xmlns:cx1="http://schemas.microsoft.com/office/drawing/2015/9/8/chartex" xmlns:mc="http://schemas.openxmlformats.org/markup-compatibility/2006" xmlns:o="urn:schemas-microsoft-com:office:office" xmlns:r="http://schemas.openxmlformats.org/officeDocument/2006/relationships" xmlns:m="http://schemas.openxmlformats.org/officeDocument/2006/math" xmlns:v="urn:schemas-microsoft-com:vml" xmlns:wp14="http://schemas.microsoft.com/office/word/2010/wordprocessingDrawing" xmlns:wp="http://schemas.openxmlformats.org/drawingml/2006/wordprocessingDrawing" xmlns:w10="urn:schemas-microsoft-com:office:word" xmlns:w="http://schemas.openxmlformats.org/wordprocessingml/2006/main" xmlns:w14="http://schemas.microsoft.com/office/word/2010/wordml" xmlns:w15="http://schemas.microsoft.com/office/word/2012/wordml" xmlns:w16se="http://schemas.microsoft.com/office/word/2015/wordml/symex" xmlns:wpg="http://schemas.microsoft.com/office/word/2010/wordprocessingGroup" xmlns:wpi="http://schemas.microsoft.com/office/word/2010/wordprocessingInk" xmlns:wne="http://schemas.microsoft.com/office/word/2006/wordml" xmlns:wps="http://schemas.microsoft.com/office/word/2010/wordprocessingShape" mc:Ignorable="w14 w15 w16se wp14">
+<w:hdr xmlns:wpc="http://schemas.microsoft.com/office/word/2010/wordprocessingCanvas" xmlns:cx="http://schemas.microsoft.com/office/drawing/2014/chartex" xmlns:mc="http://schemas.openxmlformats.org/markup-compatibility/2006" xmlns:o="urn:schemas-microsoft-com:office:office" xmlns:r="http://schemas.openxmlformats.org/officeDocument/2006/relationships" xmlns:m="http://schemas.openxmlformats.org/officeDocument/2006/math" xmlns:v="urn:schemas-microsoft-com:vml" xmlns:wp14="http://schemas.microsoft.com/office/word/2010/wordprocessingDrawing" xmlns:wp="http://schemas.openxmlformats.org/drawingml/2006/wordprocessingDrawing" xmlns:w10="urn:schemas-microsoft-com:office:word" xmlns:w="http://schemas.openxmlformats.org/wordprocessingml/2006/main" xmlns:w14="http://schemas.microsoft.com/office/word/2010/wordml" xmlns:w15="http://schemas.microsoft.com/office/word/2012/wordml" xmlns:w16se="http://schemas.microsoft.com/office/word/2015/wordml/symex" xmlns:wpg="http://schemas.microsoft.com/office/word/2010/wordprocessingGroup" xmlns:wpi="http://schemas.microsoft.com/office/word/2010/wordprocessingInk" xmlns:wne="http://schemas.microsoft.com/office/word/2006/wordml" xmlns:wps="http://schemas.microsoft.com/office/word/2010/wordprocessingShape" mc:Ignorable="w14 w15 w16se wp14">
   <w:p>
     <w:pPr>
       <w:pStyle w:val="Header"/>
@@ -5788,7 +6137,7 @@
 </file>
 
 <file path=word/numbering.xml><?xml version="1.0" encoding="utf-8"?>
-<w:numbering xmlns:wpc="http://schemas.microsoft.com/office/word/2010/wordprocessingCanvas" xmlns:cx="http://schemas.microsoft.com/office/drawing/2014/chartex" xmlns:cx1="http://schemas.microsoft.com/office/drawing/2015/9/8/chartex" xmlns:mc="http://schemas.openxmlformats.org/markup-compatibility/2006" xmlns:o="urn:schemas-microsoft-com:office:office" xmlns:r="http://schemas.openxmlformats.org/officeDocument/2006/relationships" xmlns:m="http://schemas.openxmlformats.org/officeDocument/2006/math" xmlns:v="urn:schemas-microsoft-com:vml" xmlns:wp14="http://schemas.microsoft.com/office/word/2010/wordprocessingDrawing" xmlns:wp="http://schemas.openxmlformats.org/drawingml/2006/wordprocessingDrawing" xmlns:w10="urn:schemas-microsoft-com:office:word" xmlns:w="http://schemas.openxmlformats.org/wordprocessingml/2006/main" xmlns:w14="http://schemas.microsoft.com/office/word/2010/wordml" xmlns:w15="http://schemas.microsoft.com/office/word/2012/wordml" xmlns:w16se="http://schemas.microsoft.com/office/word/2015/wordml/symex" xmlns:wpg="http://schemas.microsoft.com/office/word/2010/wordprocessingGroup" xmlns:wpi="http://schemas.microsoft.com/office/word/2010/wordprocessingInk" xmlns:wne="http://schemas.microsoft.com/office/word/2006/wordml" xmlns:wps="http://schemas.microsoft.com/office/word/2010/wordprocessingShape" mc:Ignorable="w14 w15 w16se wp14">
+<w:numbering xmlns:wpc="http://schemas.microsoft.com/office/word/2010/wordprocessingCanvas" xmlns:cx="http://schemas.microsoft.com/office/drawing/2014/chartex" xmlns:mc="http://schemas.openxmlformats.org/markup-compatibility/2006" xmlns:o="urn:schemas-microsoft-com:office:office" xmlns:r="http://schemas.openxmlformats.org/officeDocument/2006/relationships" xmlns:m="http://schemas.openxmlformats.org/officeDocument/2006/math" xmlns:v="urn:schemas-microsoft-com:vml" xmlns:wp14="http://schemas.microsoft.com/office/word/2010/wordprocessingDrawing" xmlns:wp="http://schemas.openxmlformats.org/drawingml/2006/wordprocessingDrawing" xmlns:w10="urn:schemas-microsoft-com:office:word" xmlns:w="http://schemas.openxmlformats.org/wordprocessingml/2006/main" xmlns:w14="http://schemas.microsoft.com/office/word/2010/wordml" xmlns:w15="http://schemas.microsoft.com/office/word/2012/wordml" xmlns:w16se="http://schemas.microsoft.com/office/word/2015/wordml/symex" xmlns:wpg="http://schemas.microsoft.com/office/word/2010/wordprocessingGroup" xmlns:wpi="http://schemas.microsoft.com/office/word/2010/wordprocessingInk" xmlns:wne="http://schemas.microsoft.com/office/word/2006/wordml" xmlns:wps="http://schemas.microsoft.com/office/word/2010/wordprocessingShape" mc:Ignorable="w14 w15 w16se wp14">
   <w:abstractNum w:abstractNumId="0" w15:restartNumberingAfterBreak="0">
     <w:nsid w:val="0616378E"/>
     <w:multiLevelType w:val="hybridMultilevel"/>
